--- a/downloads/handouts/Unit 07/Handout 07.07 - Problem Scan and Idea Filter and Role Cards.docx
+++ b/downloads/handouts/Unit 07/Handout 07.07 - Problem Scan and Idea Filter and Role Cards.docx
@@ -91,7 +91,7 @@
         <w:rPr>
           <w:b/>
         </w:rPr>
-        <w:t xml:space="preserve">Sentence frame, four languages</w:t>
+        <w:t xml:space="preserve">Sentence frame, English and Spanish</w:t>
       </w:r>
     </w:p>
     <w:tbl>
@@ -101,10 +101,8 @@
         <w:tblLook w:firstRow="1"/>
       </w:tblPr>
       <w:tblGrid>
-        <w:gridCol w:w="1980"/>
-        <w:gridCol w:w="1980"/>
-        <w:gridCol w:w="1980"/>
-        <w:gridCol w:w="1980"/>
+        <w:gridCol w:w="3960"/>
+        <w:gridCol w:w="3960"/>
       </w:tblGrid>
       <w:tr>
         <w:trPr>
@@ -140,53 +138,19 @@
               <w:jc w:val="left"/>
             </w:pPr>
             <w:r>
-              <w:t xml:space="preserve">Turkish</w:t>
+              <w:t xml:space="preserve">Spanish</w:t>
             </w:r>
           </w:p>
         </w:tc>
-        <w:tc>
-          <w:tcPr>
-            <w:tcBorders>
-              <w:bottom w:val="single"/>
-            </w:tcBorders>
-            <w:vAlign w:val="bottom"/>
-          </w:tcPr>
+      </w:tr>
+      <w:tr>
+        <w:tc>
           <w:p>
             <w:pPr>
               <w:pStyle w:val="Compact"/>
               <w:jc w:val="left"/>
             </w:pPr>
             <w:r>
-              <w:t xml:space="preserve">Portuguese</w:t>
-            </w:r>
-          </w:p>
-        </w:tc>
-        <w:tc>
-          <w:tcPr>
-            <w:tcBorders>
-              <w:bottom w:val="single"/>
-            </w:tcBorders>
-            <w:vAlign w:val="bottom"/>
-          </w:tcPr>
-          <w:p>
-            <w:pPr>
-              <w:pStyle w:val="Compact"/>
-              <w:jc w:val="left"/>
-            </w:pPr>
-            <w:r>
-              <w:t xml:space="preserve">Spanish</w:t>
-            </w:r>
-          </w:p>
-        </w:tc>
-      </w:tr>
-      <w:tr>
-        <w:tc>
-          <w:p>
-            <w:pPr>
-              <w:pStyle w:val="Compact"/>
-              <w:jc w:val="left"/>
-            </w:pPr>
-            <w:r>
               <w:t xml:space="preserve">The problem is</w:t>
             </w:r>
             <w:r>
@@ -211,71 +175,6 @@
             </w:r>
             <w:r>
               <w:t xml:space="preserve">has this problem.</w:t>
-            </w:r>
-          </w:p>
-        </w:tc>
-        <w:tc>
-          <w:p>
-            <w:pPr>
-              <w:pStyle w:val="Compact"/>
-              <w:jc w:val="left"/>
-            </w:pPr>
-            <w:r>
-              <w:t xml:space="preserve">Sorun</w:t>
-            </w:r>
-            <w:r>
-              <w:t xml:space="preserve"> </w:t>
-            </w:r>
-            <w:r>
-              <w:rPr>
-                <w:i/>
-                <w:b/>
-              </w:rPr>
-              <w:t xml:space="preserve">. Bu sorun</w:t>
-            </w:r>
-            <w:r>
-              <w:rPr>
-                <w:i/>
-                <w:b/>
-              </w:rPr>
-              <w:t xml:space="preserve"> </w:t>
-            </w:r>
-            <w:r>
-              <w:t xml:space="preserve">’da var.</w:t>
-            </w:r>
-          </w:p>
-        </w:tc>
-        <w:tc>
-          <w:p>
-            <w:pPr>
-              <w:pStyle w:val="Compact"/>
-              <w:jc w:val="left"/>
-            </w:pPr>
-            <w:r>
-              <w:t xml:space="preserve">O problema é</w:t>
-            </w:r>
-            <w:r>
-              <w:t xml:space="preserve"> </w:t>
-            </w:r>
-            <w:r>
-              <w:rPr>
-                <w:i/>
-                <w:b/>
-              </w:rPr>
-              <w:t xml:space="preserve">.</w:t>
-            </w:r>
-            <w:r>
-              <w:rPr>
-                <w:i/>
-                <w:b/>
-              </w:rPr>
-              <w:t xml:space="preserve"> </w:t>
-            </w:r>
-            <w:r>
-              <w:t xml:space="preserve"> </w:t>
-            </w:r>
-            <w:r>
-              <w:t xml:space="preserve">tem esse problema.</w:t>
             </w:r>
           </w:p>
         </w:tc>
@@ -1552,19 +1451,22 @@
       </w:r>
     </w:p>
     <w:p>
-      <w:r>
-        <w:br w:type="page"/>
-      </w:r>
-    </w:p>
-    <w:p>
       <w:pPr>
         <w:pStyle w:val="BodyText"/>
       </w:pPr>
       <w:r>
-        <w:rPr>
-          <w:b/>
-        </w:rPr>
-        <w:t xml:space="preserve">Sentence frame, four languages</w:t>
+        <w:t xml:space="preserve">____________________________________________________________________</w:t>
+      </w:r>
+    </w:p>
+    <w:p>
+      <w:pPr>
+        <w:pStyle w:val="BodyText"/>
+      </w:pPr>
+      <w:r>
+        <w:rPr>
+          <w:b/>
+        </w:rPr>
+        <w:t xml:space="preserve">Sentence frame, English and Spanish</w:t>
       </w:r>
     </w:p>
     <w:tbl>
@@ -1574,10 +1476,8 @@
         <w:tblLook w:firstRow="1"/>
       </w:tblPr>
       <w:tblGrid>
-        <w:gridCol w:w="1980"/>
-        <w:gridCol w:w="1980"/>
-        <w:gridCol w:w="1980"/>
-        <w:gridCol w:w="1980"/>
+        <w:gridCol w:w="3960"/>
+        <w:gridCol w:w="3960"/>
       </w:tblGrid>
       <w:tr>
         <w:trPr>
@@ -1613,86 +1513,30 @@
               <w:jc w:val="left"/>
             </w:pPr>
             <w:r>
-              <w:t xml:space="preserve">Turkish</w:t>
+              <w:t xml:space="preserve">Spanish</w:t>
             </w:r>
           </w:p>
         </w:tc>
-        <w:tc>
-          <w:tcPr>
-            <w:tcBorders>
-              <w:bottom w:val="single"/>
-            </w:tcBorders>
-            <w:vAlign w:val="bottom"/>
-          </w:tcPr>
+      </w:tr>
+      <w:tr>
+        <w:tc>
           <w:p>
             <w:pPr>
               <w:pStyle w:val="Compact"/>
               <w:jc w:val="left"/>
             </w:pPr>
             <w:r>
-              <w:t xml:space="preserve">Portuguese</w:t>
+              <w:t xml:space="preserve">Our idea connects to ___ because ___.</w:t>
             </w:r>
           </w:p>
         </w:tc>
         <w:tc>
-          <w:tcPr>
-            <w:tcBorders>
-              <w:bottom w:val="single"/>
-            </w:tcBorders>
-            <w:vAlign w:val="bottom"/>
-          </w:tcPr>
           <w:p>
             <w:pPr>
               <w:pStyle w:val="Compact"/>
               <w:jc w:val="left"/>
             </w:pPr>
             <w:r>
-              <w:t xml:space="preserve">Spanish</w:t>
-            </w:r>
-          </w:p>
-        </w:tc>
-      </w:tr>
-      <w:tr>
-        <w:tc>
-          <w:p>
-            <w:pPr>
-              <w:pStyle w:val="Compact"/>
-              <w:jc w:val="left"/>
-            </w:pPr>
-            <w:r>
-              <w:t xml:space="preserve">Our idea connects to ___ because ___.</w:t>
-            </w:r>
-          </w:p>
-        </w:tc>
-        <w:tc>
-          <w:p>
-            <w:pPr>
-              <w:pStyle w:val="Compact"/>
-              <w:jc w:val="left"/>
-            </w:pPr>
-            <w:r>
-              <w:t xml:space="preserve">Fikrimiz ___ ile bağlantılı çünkü ___.</w:t>
-            </w:r>
-          </w:p>
-        </w:tc>
-        <w:tc>
-          <w:p>
-            <w:pPr>
-              <w:pStyle w:val="Compact"/>
-              <w:jc w:val="left"/>
-            </w:pPr>
-            <w:r>
-              <w:t xml:space="preserve">Nossa ideia se conecta com ___ porque ___.</w:t>
-            </w:r>
-          </w:p>
-        </w:tc>
-        <w:tc>
-          <w:p>
-            <w:pPr>
-              <w:pStyle w:val="Compact"/>
-              <w:jc w:val="left"/>
-            </w:pPr>
-            <w:r>
               <w:t xml:space="preserve">Nuestra idea se conecta con ___ porque ___.</w:t>
             </w:r>
           </w:p>
@@ -1717,8 +1561,11 @@
       </w:r>
     </w:p>
     <w:p>
-      <w:r>
-        <w:br w:type="page"/>
+      <w:pPr>
+        <w:pStyle w:val="BodyText"/>
+      </w:pPr>
+      <w:r>
+        <w:t xml:space="preserve">____________________________________________________________________</w:t>
       </w:r>
     </w:p>
     <w:p>

--- a/downloads/handouts/Unit 07/Handout 07.07 - Problem Scan and Idea Filter and Role Cards.docx
+++ b/downloads/handouts/Unit 07/Handout 07.07 - Problem Scan and Idea Filter and Role Cards.docx
@@ -582,7 +582,7 @@
         <w:t xml:space="preserve"> </w:t>
       </w:r>
       <w:r>
-        <w:t xml:space="preserve">______ (target: at least 8 per person, 12 or more per team)</w:t>
+        <w:t xml:space="preserve">______ (target: at least 8 per person, 24 or more per team)</w:t>
       </w:r>
     </w:p>
     <w:p>

--- a/downloads/handouts/Unit 07/Handout 07.07 - Problem Scan and Idea Filter and Role Cards.docx
+++ b/downloads/handouts/Unit 07/Handout 07.07 - Problem Scan and Idea Filter and Role Cards.docx
@@ -65,7 +65,7 @@
         <w:pStyle w:val="FirstParagraph"/>
       </w:pPr>
       <w:r>
-        <w:t xml:space="preserve">Visit three of the six signs. Under each one, write problems you have</w:t>
+        <w:t xml:space="preserve">Six signs are posted around the room: FOOD, MONEY, FAMILY, HOME, CLOTHING, and WORK. Visit three of them. Under each one, write problems you have</w:t>
       </w:r>
       <w:r>
         <w:t xml:space="preserve"> </w:t>
@@ -604,9 +604,9 @@
       <w:pPr>
         <w:pStyle w:val="Heading2"/>
       </w:pPr>
-      <w:bookmarkStart w:id="26" w:name="step-1-twenty-ideas.-no-criticism."/>
-      <w:r>
-        <w:t xml:space="preserve">Step 1: Twenty ideas. No criticism.</w:t>
+      <w:bookmarkStart w:id="26" w:name="step-1-twenty-ideas.-no-judging."/>
+      <w:r>
+        <w:t xml:space="preserve">Step 1: Twenty ideas. No judging.</w:t>
       </w:r>
       <w:bookmarkEnd w:id="26"/>
     </w:p>
@@ -615,7 +615,7 @@
         <w:pStyle w:val="FirstParagraph"/>
       </w:pPr>
       <w:r>
-        <w:t xml:space="preserve">Six minutes. One idea per sticky note. For each problem on page 1, what could you make or do that would solve it?</w:t>
+        <w:t xml:space="preserve">Six minutes. One idea per sticky note. Look at each problem on page 1. What could you make or do that would solve it?</w:t>
       </w:r>
       <w:r>
         <w:t xml:space="preserve"> </w:t>
@@ -731,7 +731,7 @@
         <w:pStyle w:val="FirstParagraph"/>
       </w:pPr>
       <w:r>
-        <w:t xml:space="preserve">Cross out any idea that fails</w:t>
+        <w:t xml:space="preserve">Ask the three questions about every idea. If an idea fails</w:t>
       </w:r>
       <w:r>
         <w:t xml:space="preserve"> </w:t>
@@ -746,7 +746,7 @@
         <w:t xml:space="preserve"> </w:t>
       </w:r>
       <w:r>
-        <w:t xml:space="preserve">of the three. Do not argue about it. Cross it out.</w:t>
+        <w:t xml:space="preserve">of the three, cross it out. Do not argue about it. Cross it out.</w:t>
       </w:r>
     </w:p>
     <w:tbl>
@@ -921,7 +921,7 @@
               <w:rPr>
                 <w:b/>
               </w:rPr>
-              <w:t xml:space="preserve">Would anyone pay for it, and roughly how much?</w:t>
+              <w:t xml:space="preserve">Would anyone pay for it, and about how much?</w:t>
             </w:r>
           </w:p>
         </w:tc>
@@ -1455,7 +1455,7 @@
         <w:pStyle w:val="BodyText"/>
       </w:pPr>
       <w:r>
-        <w:t xml:space="preserve">____________________________________________________________________</w:t>
+        <w:t xml:space="preserve">Line 2: ____________________________________________________________________</w:t>
       </w:r>
     </w:p>
     <w:p>
@@ -1551,7 +1551,7 @@
         <w:rPr>
           <w:b/>
         </w:rPr>
-        <w:t xml:space="preserve">What we are physically handing a judge on Friday</w:t>
+        <w:t xml:space="preserve">What we will put in a judge’s hands on Friday</w:t>
       </w:r>
       <w:r>
         <w:t xml:space="preserve"> </w:t>
@@ -1565,7 +1565,7 @@
         <w:pStyle w:val="BodyText"/>
       </w:pPr>
       <w:r>
-        <w:t xml:space="preserve">____________________________________________________________________</w:t>
+        <w:t xml:space="preserve">Line 1: ____________________________________________________________________</w:t>
       </w:r>
     </w:p>
     <w:p>
@@ -1576,7 +1576,13 @@
         <w:rPr>
           <w:b/>
         </w:rPr>
-        <w:t xml:space="preserve">Our roles:</w:t>
+        <w:t xml:space="preserve">Our roles</w:t>
+      </w:r>
+      <w:r>
+        <w:t xml:space="preserve"> </w:t>
+      </w:r>
+      <w:r>
+        <w:t xml:space="preserve">(see the role cards on page 3):</w:t>
       </w:r>
     </w:p>
     <w:p>
@@ -1663,9 +1669,9 @@
       <w:pPr>
         <w:pStyle w:val="Heading2"/>
       </w:pPr>
-      <w:bookmarkStart w:id="31" w:name="ceo"/>
-      <w:r>
-        <w:t xml:space="preserve">CEO</w:t>
+      <w:bookmarkStart w:id="31" w:name="ceo-chief-executive-officer"/>
+      <w:r>
+        <w:t xml:space="preserve">CEO (Chief Executive Officer)</w:t>
       </w:r>
       <w:bookmarkEnd w:id="31"/>
     </w:p>
@@ -1684,9 +1690,9 @@
       <w:pPr>
         <w:pStyle w:val="Heading3"/>
       </w:pPr>
-      <w:bookmarkStart w:id="32" w:name="Xb361f7bc15ebf9f2100dc71b41162b5242c6fd7"/>
-      <w:r>
-        <w:t xml:space="preserve">You own the idea, the pitch, and the clock.</w:t>
+      <w:bookmarkStart w:id="32" w:name="X2a50dd00b0b337ad56196ed4383df39aabcc7be"/>
+      <w:r>
+        <w:t xml:space="preserve">You are in charge of the idea, the pitch, and the clock.</w:t>
       </w:r>
       <w:bookmarkEnd w:id="32"/>
     </w:p>
@@ -1743,7 +1749,13 @@
         <w:rPr>
           <w:b/>
         </w:rPr>
-        <w:t xml:space="preserve">panel 5, the ask.</w:t>
+        <w:t xml:space="preserve">panel 5, the ask</w:t>
+      </w:r>
+      <w:r>
+        <w:t xml:space="preserve"> </w:t>
+      </w:r>
+      <w:r>
+        <w:t xml:space="preserve">(what you are asking the judges for).</w:t>
       </w:r>
     </w:p>
     <w:p>
@@ -1871,7 +1883,7 @@
         <w:t xml:space="preserve"> </w:t>
       </w:r>
       <w:r>
-        <w:t xml:space="preserve">You have to know it without looking at the poster.</w:t>
+        <w:t xml:space="preserve">(Margin is the price minus what one costs you to make.) You have to know it without looking at the poster.</w:t>
       </w:r>
     </w:p>
     <w:p>
@@ -1888,7 +1900,7 @@
         <w:t xml:space="preserve"> </w:t>
       </w:r>
       <w:r>
-        <w:t xml:space="preserve">you can keep three people moving without being mean about it, and you can make a decision when two people disagree.</w:t>
+        <w:t xml:space="preserve">you can keep three people moving without being mean about it. And you can make a decision when two people disagree.</w:t>
       </w:r>
     </w:p>
     <w:p>
@@ -1900,9 +1912,9 @@
       <w:pPr>
         <w:pStyle w:val="Heading2"/>
       </w:pPr>
-      <w:bookmarkStart w:id="33" w:name="cfo"/>
-      <w:r>
-        <w:t xml:space="preserve">CFO</w:t>
+      <w:bookmarkStart w:id="33" w:name="cfo-chief-financial-officer"/>
+      <w:r>
+        <w:t xml:space="preserve">CFO (Chief Financial Officer)</w:t>
       </w:r>
       <w:bookmarkEnd w:id="33"/>
     </w:p>
@@ -1921,9 +1933,9 @@
       <w:pPr>
         <w:pStyle w:val="Heading3"/>
       </w:pPr>
-      <w:bookmarkStart w:id="34" w:name="you-own-every-number."/>
-      <w:r>
-        <w:t xml:space="preserve">You own every number.</w:t>
+      <w:bookmarkStart w:id="34" w:name="you-are-in-charge-of-every-number."/>
+      <w:r>
+        <w:t xml:space="preserve">You are in charge of every number.</w:t>
       </w:r>
       <w:bookmarkEnd w:id="34"/>
     </w:p>
@@ -1959,7 +1971,7 @@
         <w:t xml:space="preserve">numbers page</w:t>
       </w:r>
       <w:r>
-        <w:t xml:space="preserve">: unit cost line by line, price, margin per unit, fixed cost, break-even in units, one-month projection.</w:t>
+        <w:t xml:space="preserve">: unit cost line by line, price, margin per unit, fixed cost, break-even in units, and the one-month projection. (You learn every one of these in Lesson 7.8.)</w:t>
       </w:r>
     </w:p>
     <w:p>
@@ -2104,7 +2116,7 @@
         <w:t xml:space="preserve"> </w:t>
       </w:r>
       <w:r>
-        <w:t xml:space="preserve">you like numbers, you are careful, and you are willing to be the one who says</w:t>
+        <w:t xml:space="preserve">you like numbers and you are careful. And you are willing to be the one who says</w:t>
       </w:r>
       <w:r>
         <w:t xml:space="preserve"> </w:t>
@@ -2128,9 +2140,9 @@
       <w:pPr>
         <w:pStyle w:val="Heading2"/>
       </w:pPr>
-      <w:bookmarkStart w:id="35" w:name="cmo"/>
-      <w:r>
-        <w:t xml:space="preserve">CMO</w:t>
+      <w:bookmarkStart w:id="35" w:name="cmo-chief-marketing-officer"/>
+      <w:r>
+        <w:t xml:space="preserve">CMO (Chief Marketing Officer)</w:t>
       </w:r>
       <w:bookmarkEnd w:id="35"/>
     </w:p>
@@ -2149,9 +2161,9 @@
       <w:pPr>
         <w:pStyle w:val="Heading3"/>
       </w:pPr>
-      <w:bookmarkStart w:id="36" w:name="X11843a3977bd71813d0e3fb462ca01693cbc61e"/>
-      <w:r>
-        <w:t xml:space="preserve">You own the customer, the look, and the prototype.</w:t>
+      <w:bookmarkStart w:id="36" w:name="X4cf05c5c6bc4d184a775de63735aa9959aa893e"/>
+      <w:r>
+        <w:t xml:space="preserve">You are in charge of the customer, the look, and the prototype (the sample you hand a judge).</w:t>
       </w:r>
       <w:bookmarkEnd w:id="36"/>
     </w:p>
@@ -2238,7 +2250,7 @@
         <w:pStyle w:val="Compact"/>
       </w:pPr>
       <w:r>
-        <w:t xml:space="preserve">Lay out all five panels so somebody reads them in the right order.</w:t>
+        <w:t xml:space="preserve">Lay out all five panels of the poster so somebody reads them in the right order.</w:t>
       </w:r>
     </w:p>
     <w:p>
@@ -2330,7 +2342,7 @@
         <w:t xml:space="preserve"> </w:t>
       </w:r>
       <w:r>
-        <w:t xml:space="preserve">you can talk to people you do not know, you can draw or lay something out, or you built something good this year.</w:t>
+        <w:t xml:space="preserve">you can talk to people you do not know. Or you can draw or lay something out. Or you built something good this year.</w:t>
       </w:r>
     </w:p>
     <w:p>
@@ -2341,7 +2353,7 @@
         <w:rPr>
           <w:i/>
         </w:rPr>
-        <w:t xml:space="preserve">If you are stronger at drawing or building than at writing, CMO is your role and you should say so out loud.</w:t>
+        <w:t xml:space="preserve">If you are better at drawing or building than at writing, CMO is your role. Say so out loud.</w:t>
       </w:r>
     </w:p>
     <w:p>
@@ -2537,7 +2549,7 @@
         <w:t xml:space="preserve"> </w:t>
       </w:r>
       <w:r>
-        <w:t xml:space="preserve">had that kind of job before takes it. You have one week left in this course and this is the last chance to do a job you have never done.</w:t>
+        <w:t xml:space="preserve">had that kind of job before takes it. You have one week left in this course. This is the last chance to do a job you have never done.</w:t>
       </w:r>
     </w:p>
     <w:sectPr>
